--- a/output/docx/GE703_PC2_G7_Aporte_Jharolym_S6.docx
+++ b/output/docx/GE703_PC2_G7_Aporte_Jharolym_S6.docx
@@ -1186,7 +1186,7 @@
                 <w:sz w:val="16"/>
                 <w:szCs w:val="16"/>
               </w:rPr>
-              <w:t xml:space="preserve">Arquitectura de cuatro módulos Odoo y componentes externos; diagrama, interfaces I01–I08, retorno CRM, fuentes, límites e IA. Evidencia: arquitectura/crm-erp-pc2.md y contrato 1.1. Preparado con asistencia de IA; revisión humana pendiente.</w:t>
+              <w:t xml:space="preserve">Me encargué de la arquitectura de la propuesta: qué módulos de Odoo usamos, el diagrama de componentes y las interfaces I01–I08 entre CRM y Ventas. También redacté las fuentes, los límites y la declaración de uso de IA (con apoyo de IA, ver sección 5). Evidencia: arquitectura/crm-erp-pc2.md y contrato 1.1 en el repositorio.</w:t>
             </w:r>
           </w:p>
         </w:tc>
@@ -1467,7 +1467,7 @@
           <w:sz w:val="20"/>
           <w:szCs w:val="20"/>
         </w:rPr>
-        <w:t xml:space="preserve">Con base en S6, CRM conserva la relación comercial y Ventas evalúa el compromiso operativo. La propuesta usa cuatro módulos de Odoo y distingue el canal manual de los sistemas externos. La validación, aprobación y trazabilidad son funciones internas, pendientes de implementación.</w:t>
+        <w:t xml:space="preserve">Para esta parte nos basamos en lo visto en la Semana 6. La idea principal es sencilla: el CRM se queda con la relación con el cliente (el lead, la oportunidad y el seguimiento) y el módulo de Ventas es el que decide si la venta se puede comprometer o no. Para lograrlo usamos solo cuatro módulos de Odoo y separamos lo que pasa dentro de Odoo de lo que queda fuera, como WhatsApp o la facturación con UBLHUB.</w:t>
       </w:r>
     </w:p>
     <w:p>
@@ -1484,7 +1484,7 @@
           <w:szCs w:val="18"/>
           <w:b/>
         </w:rPr>
-        <w:t xml:space="preserve">Figura 1. Componentes Odoo, actores y continuidad externa de PC1</w:t>
+        <w:t xml:space="preserve">Figura 1. Flujo de la solicitud de pedido entre CRM y Ventas en Odoo</w:t>
       </w:r>
     </w:p>
     <w:p xmlns:mo="http://schemas.microsoft.com/office/mac/office/2008/main" xmlns:mv="urn:schemas-microsoft-com:mac:vml">
@@ -1496,8 +1496,8 @@
       <w:r>
         <w:drawing>
           <wp:inline xmlns:a="http://schemas.openxmlformats.org/drawingml/2006/main" xmlns:pic="http://schemas.openxmlformats.org/drawingml/2006/picture">
-            <wp:extent cx="5943600" cy="6583427"/>
-            <wp:docPr id="1" name="Picture 1" descr="CRM, Contactos, Ventas e Inventario dentro de Odoo. WhatsApp manual. Ventas devuelve estado y acción a CRM. Adaptador propio, UBLHUB y SUNAT como continuidad posterior a PC2."/>
+            <wp:extent cx="5943600" cy="3948249"/>
+            <wp:docPr id="1" name="Picture 1" descr="Flujo numerado: cliente, vendedor, CRM, Contactos, Ventas, Inventario y Gerencia dentro y fuera de Odoo; respuesta I08 de Ventas al CRM; adaptador, UBLHUB y SUNAT como etapa posterior."/>
             <wp:cNvGraphicFramePr>
               <a:graphicFrameLocks noChangeAspect="1"/>
             </wp:cNvGraphicFramePr>
@@ -1517,7 +1517,7 @@
                   <pic:spPr>
                     <a:xfrm>
                       <a:off x="0" y="0"/>
-                      <a:ext cx="5943600" cy="6583427"/>
+                      <a:ext cx="5943600" cy="3948249"/>
                     </a:xfrm>
                     <a:prstGeom prst="rect"/>
                   </pic:spPr>
@@ -1540,7 +1540,7 @@
           <w:sz w:val="16"/>
           <w:szCs w:val="16"/>
         </w:rPr>
-        <w:t xml:space="preserve">Fuente: elaboración propia a partir de S6 y línea base PC1. Mismo diagrama del repositorio; flechas conceptuales, sin endpoints ni servicios instalados.</w:t>
+        <w:t xml:space="preserve">Fuente: elaboración propia a partir de la Semana 6 y lo definido en PC1. Es un diagrama conceptual: muestra el orden de los pasos, no una instalación real de Odoo.</w:t>
       </w:r>
     </w:p>
     <w:p>
@@ -1549,7 +1549,6 @@
         <w:spacing w:before="120" w:after="70"/>
         <w:jc w:val="left"/>
         <w:keepNext/>
-        <w:pageBreakBefore/>
       </w:pPr>
       <w:r>
         <w:rPr>
@@ -1559,7 +1558,7 @@
           <w:szCs w:val="20"/>
           <w:b/>
         </w:rPr>
-        <w:t xml:space="preserve">3.1. Componentes y responsabilidad sobre los datos</w:t>
+        <w:t xml:space="preserve">3.1. Módulos de Odoo y qué datos maneja cada uno</w:t>
       </w:r>
     </w:p>
     <w:tbl>
@@ -1640,7 +1639,7 @@
                 <w:szCs w:val="18"/>
                 <w:b/>
               </w:rPr>
-              <w:t xml:space="preserve">Registro / responsabilidad</w:t>
+              <w:t xml:space="preserve">¿Qué guarda y para qué sirve?</w:t>
             </w:r>
           </w:p>
         </w:tc>
@@ -1669,7 +1668,7 @@
                 <w:szCs w:val="18"/>
                 <w:b/>
               </w:rPr>
-              <w:t xml:space="preserve">Configuración y adaptación</w:t>
+              <w:t xml:space="preserve">¿Qué falta configurar o adaptar?</w:t>
             </w:r>
           </w:p>
         </w:tc>
@@ -1728,7 +1727,7 @@
                 <w:sz w:val="18"/>
                 <w:szCs w:val="18"/>
               </w:rPr>
-              <w:t xml:space="preserve">crm.lead: lead, oportunidad, fuente/campaña y vendedor; seguimiento.</w:t>
+              <w:t xml:space="preserve">El lead y la oportunidad (crm.lead): de dónde vino el cliente, por qué campaña, qué vendedor lo atiende y cómo va el seguimiento.</w:t>
             </w:r>
           </w:p>
         </w:tc>
@@ -1755,7 +1754,7 @@
                 <w:sz w:val="18"/>
                 <w:szCs w:val="18"/>
               </w:rPr>
-              <w:t xml:space="preserve">Etapas por configurar; retorno de decisión y tarea de atención propuestos.</w:t>
+              <w:t xml:space="preserve">Definir las etapas del embudo y mostrar ahí la respuesta de Ventas como una tarea para el vendedor.</w:t>
             </w:r>
           </w:p>
         </w:tc>
@@ -1814,7 +1813,7 @@
                 <w:sz w:val="18"/>
                 <w:szCs w:val="18"/>
               </w:rPr>
-              <w:t xml:space="preserve">res.partner: ficha única, identidad y canal autorizado.</w:t>
+              <w:t xml:space="preserve">La ficha del cliente (res.partner). La regla es tener una sola ficha por cliente y saber por qué canal aceptó ser contactado.</w:t>
             </w:r>
           </w:p>
         </w:tc>
@@ -1841,7 +1840,7 @@
                 <w:sz w:val="18"/>
                 <w:szCs w:val="18"/>
               </w:rPr>
-              <w:t xml:space="preserve">Revisar coincidencias y evidencia de finalidad/canal/vigencia.</w:t>
+              <w:t xml:space="preserve">Revisar posibles duplicados antes de crear una ficha nueva y guardar la autorización del canal.</w:t>
             </w:r>
           </w:p>
         </w:tc>
@@ -1900,7 +1899,7 @@
                 <w:sz w:val="18"/>
                 <w:szCs w:val="18"/>
               </w:rPr>
-              <w:t xml:space="preserve">sale.order y líneas: cotización, oferta, pago, promesa y solicitud.</w:t>
+              <w:t xml:space="preserve">La cotización y sus líneas (sale.order): productos, precio, forma de pago, fecha prometida y la solicitud de pedido.</w:t>
             </w:r>
           </w:p>
         </w:tc>
@@ -1927,7 +1926,7 @@
                 <w:sz w:val="18"/>
                 <w:szCs w:val="18"/>
               </w:rPr>
-              <w:t xml:space="preserve">Cotización estándar; versión, aceptación y validación/aprobación específicas por desarrollar.</w:t>
+              <w:t xml:space="preserve">La cotización ya viene en Odoo; falta manejar versiones, la aceptación del cliente y la aprobación de descuentos.</w:t>
             </w:r>
           </w:p>
         </w:tc>
@@ -1986,7 +1985,7 @@
                 <w:sz w:val="18"/>
                 <w:szCs w:val="18"/>
               </w:rPr>
-              <w:t xml:space="preserve">Disponibilidad por SKU, compañía y ubicación.</w:t>
+              <w:t xml:space="preserve">Cuánto stock hay de cada SKU y en qué almacén.</w:t>
             </w:r>
           </w:p>
         </w:tc>
@@ -2013,7 +2012,7 @@
                 <w:sz w:val="18"/>
                 <w:szCs w:val="18"/>
               </w:rPr>
-              <w:t xml:space="preserve">Consulta sin reserva, salida ni garantía de disponibilidad futura.</w:t>
+              <w:t xml:space="preserve">Solo se consulta: no reserva ni descuenta productos, y no asegura que el stock siga ahí después.</w:t>
             </w:r>
           </w:p>
         </w:tc>
@@ -2031,7 +2030,7 @@
           <w:sz w:val="20"/>
           <w:szCs w:val="20"/>
         </w:rPr>
-        <w:t xml:space="preserve">Fuera de Odoo. WhatsApp es un canal atendido por el vendedor, sin API automática. El adaptador Odoo–UBLHUB es integración propia propuesta; UBLHUB y SUNAT son sistemas externos. Su ruta discontinua corresponde a PC1 y queda fuera del tramo PC2. La API y el sandbox de emisión deberán validarse antes de implementar.</w:t>
+        <w:t xml:space="preserve">¿Qué queda fuera de Odoo? WhatsApp lo maneja el vendedor a mano; no proponemos conectarlo por API. El adaptador Odoo–UBLHUB, UBLHUB y SUNAT vienen de PC1 y se usarán recién cuando toque facturar, por eso aparecen con línea punteada. Antes de implementarlos hay que probar la API de UBLHUB en su entorno de pruebas.</w:t>
       </w:r>
     </w:p>
     <w:p>
@@ -2049,7 +2048,7 @@
           <w:szCs w:val="20"/>
           <w:b/>
         </w:rPr>
-        <w:t xml:space="preserve">3.2. Contratos del proceso e interfaces</w:t>
+        <w:t xml:space="preserve">3.2. Interfaces entre CRM y Ventas</w:t>
       </w:r>
     </w:p>
     <w:tbl>
@@ -2101,7 +2100,7 @@
                 <w:szCs w:val="18"/>
                 <w:b/>
               </w:rPr>
-              <w:t xml:space="preserve">Evento / interfaz</w:t>
+              <w:t xml:space="preserve">Paso / interfaz</w:t>
             </w:r>
           </w:p>
         </w:tc>
@@ -2130,7 +2129,7 @@
                 <w:szCs w:val="18"/>
                 <w:b/>
               </w:rPr>
-              <w:t xml:space="preserve">Información y control</w:t>
+              <w:t xml:space="preserve">Qué se envía o se revisa</w:t>
             </w:r>
           </w:p>
         </w:tc>
@@ -2159,7 +2158,7 @@
                 <w:szCs w:val="18"/>
                 <w:b/>
               </w:rPr>
-              <w:t xml:space="preserve">Resultado / responsable</w:t>
+              <w:t xml:space="preserve">Qué se obtiene y quién responde</w:t>
             </w:r>
           </w:p>
         </w:tc>
@@ -2191,7 +2190,7 @@
                 <w:sz w:val="18"/>
                 <w:szCs w:val="18"/>
               </w:rPr>
-              <w:t xml:space="preserve">Calificar y vincular cliente · I01</w:t>
+              <w:t xml:space="preserve">Calificar y vincular al cliente · I01</w:t>
             </w:r>
           </w:p>
         </w:tc>
@@ -2218,7 +2217,7 @@
                 <w:sz w:val="18"/>
                 <w:szCs w:val="18"/>
               </w:rPr>
-              <w:t xml:space="preserve">Fuente, necesidad, cliente único y canal autorizado; resolver coincidencias.</w:t>
+              <w:t xml:space="preserve">De dónde vino el cliente, qué necesita y si ya existe en Contactos. Si hay dudas (un posible duplicado), se revisa a mano.</w:t>
             </w:r>
           </w:p>
         </w:tc>
@@ -2245,7 +2244,7 @@
                 <w:sz w:val="18"/>
                 <w:szCs w:val="18"/>
               </w:rPr>
-              <w:t xml:space="preserve">Oportunidad o revisión humana · Ventas.</w:t>
+              <w:t xml:space="preserve">Una oportunidad ligada a un solo cliente · Ventas.</w:t>
             </w:r>
           </w:p>
         </w:tc>
@@ -2304,7 +2303,7 @@
                 <w:sz w:val="18"/>
                 <w:szCs w:val="18"/>
               </w:rPr>
-              <w:t xml:space="preserve">SKU/unidad, cantidad, precio, descuento, moneda, vigencia, versión, pago y entrega.</w:t>
+              <w:t xml:space="preserve">Producto (SKU y unidad), cantidad, precio, descuento, moneda, vigencia, forma de pago y entrega. Cada cambio genera una nueva versión.</w:t>
             </w:r>
           </w:p>
         </w:tc>
@@ -2331,7 +2330,7 @@
                 <w:sz w:val="18"/>
                 <w:szCs w:val="18"/>
               </w:rPr>
-              <w:t xml:space="preserve">Cotización identificada; excepción autorizada · Ventas/Gerencia.</w:t>
+              <w:t xml:space="preserve">Cotización con número y versión. Si el descuento pasa el límite, lo aprueba Gerencia.</w:t>
             </w:r>
           </w:p>
         </w:tc>
@@ -2363,7 +2362,7 @@
                 <w:sz w:val="18"/>
                 <w:szCs w:val="18"/>
               </w:rPr>
-              <w:t xml:space="preserve">Solicitar evaluación · I03</w:t>
+              <w:t xml:space="preserve">Pedir la evaluación · I03</w:t>
             </w:r>
           </w:p>
         </w:tc>
@@ -2390,7 +2389,7 @@
                 <w:sz w:val="18"/>
                 <w:szCs w:val="18"/>
               </w:rPr>
-              <w:t xml:space="preserve">Referencias de compañía, oportunidad, cliente, cotización/versión y aceptación; sesión autorizada e idempotencia.</w:t>
+              <w:t xml:space="preserve">Solo referencias: empresa, oportunidad, cliente, cotización/versión y aceptación del cliente. Si la misma solicitud llega dos veces, no se duplica.</w:t>
             </w:r>
           </w:p>
         </w:tc>
@@ -2417,7 +2416,7 @@
                 <w:sz w:val="18"/>
                 <w:szCs w:val="18"/>
               </w:rPr>
-              <w:t xml:space="preserve">Aceptar, rechazar, condicionar promesa o dejar pendiente · Ventas.</w:t>
+              <w:t xml:space="preserve">Ventas acepta, rechaza, ofrece una entrega parcial o la deja pendiente.</w:t>
             </w:r>
           </w:p>
         </w:tc>
@@ -2449,7 +2448,7 @@
                 <w:sz w:val="18"/>
                 <w:szCs w:val="18"/>
               </w:rPr>
-              <w:t xml:space="preserve">Retornar decisión · I08</w:t>
+              <w:t xml:space="preserve">Devolver la respuesta al CRM · I08</w:t>
             </w:r>
           </w:p>
         </w:tc>
@@ -2476,7 +2475,7 @@
                 <w:sz w:val="18"/>
                 <w:szCs w:val="18"/>
               </w:rPr>
-              <w:t xml:space="preserve">Estado, causa, objeto, responsable, acción y plazo; guardar junto con decisión y eventos.</w:t>
+              <w:t xml:space="preserve">Estado, motivo, responsable, siguiente acción y plazo. Se guarda junto con la decisión.</w:t>
             </w:r>
           </w:p>
         </w:tc>
@@ -2503,7 +2502,7 @@
                 <w:sz w:val="18"/>
                 <w:szCs w:val="18"/>
               </w:rPr>
-              <w:t xml:space="preserve">Seguimiento visible en CRM, sin cerrar oportunidad ni duplicar tarea · responsable asignado.</w:t>
+              <w:t xml:space="preserve">El vendedor ve en el CRM qué pasó y qué sigue. La oportunidad no se cierra ni se crean tareas repetidas.</w:t>
             </w:r>
           </w:p>
         </w:tc>
@@ -2521,7 +2520,7 @@
           <w:sz w:val="20"/>
           <w:szCs w:val="20"/>
         </w:rPr>
-        <w:t xml:space="preserve">Funciones internas. I04 lee el snapshot comercial y aceptación; I05 consulta Inventario; I06 verifica la aprobación humana de Gerencia para esa versión/total; I07 autoriza y audita. I01–I08 describen operaciones conceptuales internas. El payload transmite referencias, no precios, stock, roles ni permisos libres.</w:t>
+        <w:t xml:space="preserve">Las otras interfaces (I04 a I07) funcionan dentro de Ventas: I04 lee la cotización aceptada, I05 consulta el stock en Inventario, I06 comprueba que Gerencia aprobó el descuento para esa versión y ese monto, e I07 controla los permisos y registra quién hizo cada cosa. Un detalle importante: la solicitud solo lleva referencias, no precios ni stock escritos a mano, para que nadie pueda alterarlos desde el CRM.</w:t>
       </w:r>
     </w:p>
     <w:p>
@@ -2536,7 +2535,7 @@
           <w:sz w:val="20"/>
           <w:szCs w:val="20"/>
         </w:rPr>
-        <w:t xml:space="preserve">Respuesta y recuperación. ACEPTADA valida la solicitud; en la simulación order_state=NO_CONFIRMADO y order_id=null. Una referencia de pedido futura exige confirmación explícita. DESCUENTO_SIN_APROBACION deja PENDIENTE_APROBACION con Gerencia; no pierde la oportunidad. Stock parcial propone cantidad/plazo, sin inventar reposición; falla técnica queda PENDIENTE y permite reanudar la misma solicitud.</w:t>
+        <w:t xml:space="preserve">¿Qué puede responder Ventas? Si todo está bien, la solicitud queda ACEPTADA, pero eso todavía no confirma el pedido: en nuestra simulación el pedido sigue como NO_CONFIRMADO, porque confirmarlo es otro paso que debe hacer una persona. Si el vendedor dio un descuento mayor al permitido, la respuesta es DESCUENTO_SIN_APROBACION y la solicitud queda en PENDIENTE_APROBACION hasta que Gerencia decida; la oportunidad no se pierde. Si solo hay parte del stock, se propone esa cantidad y un plazo, sin inventar fechas de reposición. Y si algo falla técnicamente, la solicitud queda PENDIENTE y se puede retomar sin empezar de cero.</w:t>
       </w:r>
     </w:p>
     <w:p>
@@ -2551,7 +2550,7 @@
           <w:sz w:val="20"/>
           <w:szCs w:val="20"/>
         </w:rPr>
-        <w:t xml:space="preserve">Promesa y controles. El caso MYS supone contado, recojo local, fecha solicitada y evidencia sintética del canal. Toda excepción incluye causa, responsable, acción y plazo ilustrativo de 24 horas, pendiente de validar. Cambiar condiciones exige nueva versión/aceptación; los reintentos conservan decisión y una sola proyección CRM. Decisión, seguimiento y bitácora son atómicos en la prueba local.</w:t>
+        <w:t xml:space="preserve">Supuestos del caso MYS. Asumimos pago al contado, recojo en tienda y una fecha pedida por el cliente. Cada excepción indica el motivo, el responsable, la acción y un plazo de 24 horas, que es solo un ejemplo y la empresa debe confirmar. Si cambian las condiciones, se hace una nueva versión de la cotización y el cliente la vuelve a aceptar. Si se reintenta la misma solicitud, se devuelve la misma respuesta y no aparece otra tarea en el CRM.</w:t>
       </w:r>
     </w:p>
     <w:p>
@@ -2566,7 +2565,7 @@
           <w:sz w:val="20"/>
           <w:szCs w:val="20"/>
         </w:rPr>
-        <w:t xml:space="preserve">Calibración y métricas S6. Andina conserva 1,000 solicitadas = 650 disponibles + 350 en reposición; no se inventan porcentaje, autoridad ni fecha. Sus cuatro escenarios y las dos métricas con fórmula/fuente/vacíos están en los anexos del repositorio. El detalle JSON/SQLite queda fuera de esta vista principal.</w:t>
+        <w:t xml:space="preserve">Relación con el caso Andina (Semana 6). Mantuvimos el ejemplo tal como está en la clase: de 1,000 unidades pedidas, 650 están disponibles y 350 en reposición. No agregamos porcentajes, aprobadores ni fechas que el caso no da. Los cuatro escenarios y las dos métricas propuestas, con su fórmula y fuente, están en los anexos del repositorio.</w:t>
       </w:r>
     </w:p>
     <w:p>
@@ -2580,7 +2579,7 @@
             <w:rStyle w:val="Hyperlink"/>
             <w:sz w:val="18"/>
           </w:rPr>
-          <w:t>Contrato 1.1, ocho interfaces, Andina, métricas y evidencias del grupo</w:t>
+          <w:t>Ver en el repositorio: contrato 1.1, interfaces, caso Andina, métricas y evidencias</w:t>
         </w:r>
       </w:hyperlink>
     </w:p>
@@ -2699,7 +2698,7 @@
           <w:sz w:val="20"/>
           <w:szCs w:val="20"/>
         </w:rPr>
-        <w:t xml:space="preserve">Base académica. GE703_S6_Presentacion.pdf: pp. 9 y 11 (frontera y transiciones), 14–19 (datos, promesa, excepción y retorno CRM), 21 (contratos antes de automatización), 25–30 (calibración Andina) y 31 (dos métricas). Se mantiene el cierre solicitud/respuesta de la rúbrica y la estructura de la plantilla PC2. Registro de fuentes y hashes: fuentes/pc2.md.</w:t>
+        <w:t xml:space="preserve">Base del curso. Usamos la presentación de la Semana 6 (GE703_S6_Presentacion.pdf): pp. 9 y 11 para la frontera entre CRM y ERP, pp. 14–19 para datos, promesa, excepciones y retorno al CRM, p. 21 para la idea de definir contratos antes de automatizar, pp. 25–30 para el caso Andina y p. 31 para las métricas. El detalle de todas las fuentes está en fuentes/pc2.md.</w:t>
       </w:r>
     </w:p>
     <w:p>
@@ -2774,7 +2773,7 @@
           <w:sz w:val="20"/>
           <w:szCs w:val="20"/>
         </w:rPr>
-        <w:t xml:space="preserve">Atribución y alcance de fuentes. Documentación oficial contrastada el 15–16/10/2026; respalda capacidades y modelos, no una instalación ni políticas reales de MYS. El diagrama SVG/Mermaid es elaboración propia. UBLHUB se mantiene como selección de PC1; no se afirma haber validado su API ni la ruta tributaria.</w:t>
+        <w:t xml:space="preserve">Para qué usamos estas fuentes. Revisamos la documentación oficial de Odoo 19 entre el 15 y el 16/10/2026. Nos sirve para saber qué puede hacer Odoo, pero no significa que MYS ya lo tenga instalado ni que esas sean sus reglas reales. El diagrama es de elaboración propia. UBLHUB sigue siendo la opción elegida en PC1, pero todavía no hemos probado su API.</w:t>
       </w:r>
     </w:p>
     <w:p>
@@ -2789,7 +2788,7 @@
           <w:sz w:val="20"/>
           <w:szCs w:val="20"/>
         </w:rPr>
-        <w:t xml:space="preserve">Supuestos y evidencia. Cinco autoradios a S/400.00, descuento del vendedor hasta 5 %, normal con ocho disponibles y variante parcial con tres. Campaña, pago al contado, recojo local, fecha, evidencia del canal y atención en 24 horas son didácticos. Las 32 pruebas locales y validación formal de schemas verifican el contrato y retorno CRM con datos sintéticos; no acreditan Odoo, permisos reales, stock empresarial ni rendimiento. Las métricas carecen de valores operativos; el reloj fijo no mide latencia.</w:t>
+        <w:t xml:space="preserve">Supuestos y pruebas. Como no tenemos datos reales de ventas, usamos un ejemplo: cinco autoradios a S/400.00, descuento máximo del vendedor de 5 %, un caso con ocho unidades en stock y otro con solo tres. La campaña, el pago al contado, el recojo, la fecha y el plazo de 24 horas también son supuestos. Corrimos 32 pruebas automáticas en Python que pasan y validan el formato de los mensajes, pero son locales y con datos de ejemplo: no prueban Odoo real, permisos reales ni el stock de la empresa. Las métricas todavía no tienen valores reales.</w:t>
       </w:r>
     </w:p>
     <w:p>
@@ -2804,7 +2803,7 @@
           <w:sz w:val="20"/>
           <w:szCs w:val="20"/>
         </w:rPr>
-        <w:t xml:space="preserve">Límites y continuidad. Falta validar negocio, elegir versión/edición/alojamiento, configurar módulos, implementar las funciones mínimas y proteger cada vía de confirmación. Se requieren pruebas reales en Odoo/PostgreSQL. Pedido operativo, reservas, cobro, emisión mediante adaptador/UBLHUB, entrega y posventa quedan para incrementos posteriores.</w:t>
+        <w:t xml:space="preserve">Lo que falta. Validar las reglas con la empresa, elegir la versión y el tipo de alojamiento de Odoo, configurar los módulos, programar los controles mínimos y luego probar todo en Odoo con PostgreSQL. El pedido operativo, las reservas de stock, el cobro, la facturación con UBLHUB, la entrega y la posventa quedan para las siguientes entregas.</w:t>
       </w:r>
     </w:p>
     <w:p>
@@ -2819,7 +2818,7 @@
           <w:sz w:val="20"/>
           <w:szCs w:val="20"/>
         </w:rPr>
-        <w:t xml:space="preserve">IA y revisión humana. Codex (OpenAI) ayudó a analizar insumos, redactar arquitectura/contratos, construir el diagrama, ejecutar pruebas y editar el Word. Se usaron documentos académicos, fuentes públicas y fixtures sintéticas; sin datos personales de clientes, chats ni credenciales. No hubo agente comercial operativo. Jharolym revisará arquitectura y límites con Gabriel; los demás integrantes revisarán sus evidencias. La revisión sigue pendiente, sin atribuir aprobaciones ya realizadas.</w:t>
+        <w:t xml:space="preserve">Uso de IA. Nos apoyamos en asistentes de IA: Codex (OpenAI) para analizar los materiales, redactar la arquitectura y el contrato, hacer el primer diagrama y programar las pruebas; y Claude (Anthropic) para mejorar la redacción de este aporte y rehacer el diagrama. Solo trabajamos con material del curso, documentación pública y datos inventados; no usamos datos de clientes, chats reales ni contraseñas. No se construyó ningún agente comercial. La revisión final está a cargo del equipo: Jharolym revisa la arquitectura y los límites junto con Gabriel, y cada integrante revisa su propia parte.</w:t>
       </w:r>
     </w:p>
     <w:p>
@@ -2975,7 +2974,7 @@
                 <w:sz w:val="16"/>
                 <w:szCs w:val="16"/>
               </w:rPr>
-              <w:t xml:space="preserve">S6, plantilla/rúbrica y fuentes oficiales Odoo F1–F4. Fuentes/hashes en fuentes/pc2.md. Revisión del aporte: 16/10/2026.</w:t>
+              <w:t xml:space="preserve">Semana 6, plantilla y rúbrica de PC2, y documentación oficial de Odoo 19 (F1–F4), consultada el 15–16/10/2026. Detalle en fuentes/pc2.md.</w:t>
             </w:r>
           </w:p>
         </w:tc>
@@ -3037,7 +3036,7 @@
                 <w:sz w:val="16"/>
                 <w:szCs w:val="16"/>
               </w:rPr>
-              <w:t xml:space="preserve">Codex (OpenAI): análisis, redacción, diagrama técnico, simulación y edición del Word. Revisión humana pendiente; sin agente comercial operativo.</w:t>
+              <w:t xml:space="preserve">Codex (OpenAI): análisis, redacción técnica, primer diagrama y pruebas. Claude (Anthropic): mejora de redacción y nuevo diagrama. La revisión final la hace el equipo; no hay agente comercial.</w:t>
             </w:r>
           </w:p>
         </w:tc>
@@ -3099,7 +3098,7 @@
                 <w:sz w:val="16"/>
                 <w:szCs w:val="16"/>
               </w:rPr>
-              <w:t xml:space="preserve">Solo documentos del curso/proyecto, fuentes públicas y datos sintéticos. Sin datos personales de clientes, conversaciones reales ni credenciales.</w:t>
+              <w:t xml:space="preserve">Solo material del curso, fuentes públicas y datos de ejemplo. No se usaron datos de clientes, conversaciones reales ni contraseñas.</w:t>
             </w:r>
           </w:p>
         </w:tc>
@@ -3161,7 +3160,7 @@
                 <w:sz w:val="16"/>
                 <w:szCs w:val="16"/>
               </w:rPr>
-              <w:t xml:space="preserve">Propuesta y pruebas locales Python/SQLite. Sin Odoo ni servicios externos ejecutados. Supuestos por validar; operación, facturación y posventa posteriores.</w:t>
+              <w:t xml:space="preserve">Es una propuesta con pruebas locales (Python y SQLite); no se instaló Odoo ni se conectó con servicios externos. Los supuestos deben validarse con la empresa. Pedido operativo, facturación y posventa van en las siguientes entregas.</w:t>
             </w:r>
           </w:p>
         </w:tc>
